--- a/PROJECTS/Documents/2. DocumentsGeneration/Шаблони/Відрядження (Шаблон).docx
+++ b/PROJECTS/Documents/2. DocumentsGeneration/Шаблони/Відрядження (Шаблон).docx
@@ -2134,7 +2134,7 @@
           <w:bCs/>
           <w:sz w:val="34"/>
           <w:szCs w:val="34"/>
-          <w:lang w:val="en-US"/>
+          <w:lang w:val="ru-RU"/>
         </w:rPr>
       </w:pPr>
       <w:r>
@@ -2155,7 +2155,7 @@
           <w:bCs/>
           <w:sz w:val="34"/>
           <w:szCs w:val="34"/>
-          <w:lang w:val="en-US"/>
+          <w:lang w:val="ru-RU"/>
         </w:rPr>
       </w:pPr>
     </w:p>
@@ -2205,25 +2205,7 @@
           <w:szCs w:val="34"/>
           <w:lang w:val="en-US"/>
         </w:rPr>
-        <w:t>&gt;</w:t>
-      </w:r>
-      <w:r>
-        <w:rPr>
-          <w:bCs/>
-          <w:sz w:val="34"/>
-          <w:szCs w:val="34"/>
-          <w:lang w:val="en-US"/>
-        </w:rPr>
-        <w:t>&lt;</w:t>
-      </w:r>
-      <w:r>
-        <w:rPr>
-          <w:bCs/>
-          <w:sz w:val="34"/>
-          <w:szCs w:val="34"/>
-          <w:lang w:val="en-US"/>
-        </w:rPr>
-        <w:t>/</w:t>
+        <w:t>&gt;&lt;/</w:t>
       </w:r>
       <w:proofErr w:type="spellStart"/>
       <w:r>
@@ -2469,6 +2451,8 @@
     </w:p>
     <w:p>
       <w:pPr>
+        <w:autoSpaceDE w:val="0"/>
+        <w:autoSpaceDN w:val="0"/>
         <w:ind w:left="360"/>
         <w:jc w:val="right"/>
         <w:rPr>
@@ -2484,21 +2468,1291 @@
           <w:szCs w:val="28"/>
         </w:rPr>
         <w:lastRenderedPageBreak/>
-        <w:t>Продовження додатка 3</w:t>
-      </w:r>
-      <w:r>
-        <w:rPr>
-          <w:bCs/>
-          <w:sz w:val="28"/>
-          <w:szCs w:val="28"/>
-        </w:rPr>
-        <w:t>1</w:t>
+        <w:t>Продовження додатка 29</w:t>
       </w:r>
     </w:p>
     <w:p>
       <w:pPr>
+        <w:autoSpaceDE w:val="0"/>
+        <w:autoSpaceDN w:val="0"/>
         <w:ind w:left="360"/>
         <w:jc w:val="right"/>
+        <w:rPr>
+          <w:bCs/>
+          <w:sz w:val="28"/>
+          <w:szCs w:val="28"/>
+        </w:rPr>
+      </w:pPr>
+    </w:p>
+    <w:p>
+      <w:pPr>
+        <w:autoSpaceDE w:val="0"/>
+        <w:autoSpaceDN w:val="0"/>
+        <w:spacing w:after="160" w:line="256" w:lineRule="auto"/>
+        <w:ind w:left="360"/>
+        <w:jc w:val="right"/>
+        <w:rPr>
+          <w:bCs/>
+          <w:sz w:val="28"/>
+          <w:szCs w:val="28"/>
+          <w:lang w:val="ru-RU"/>
+        </w:rPr>
+      </w:pPr>
+      <w:proofErr w:type="spellStart"/>
+      <w:r>
+        <w:rPr>
+          <w:bCs/>
+          <w:sz w:val="28"/>
+          <w:szCs w:val="28"/>
+          <w:lang w:val="ru-RU"/>
+        </w:rPr>
+        <w:t>Зворотний</w:t>
+      </w:r>
+      <w:proofErr w:type="spellEnd"/>
+      <w:r>
+        <w:rPr>
+          <w:bCs/>
+          <w:sz w:val="28"/>
+          <w:szCs w:val="28"/>
+          <w:lang w:val="ru-RU"/>
+        </w:rPr>
+        <w:t xml:space="preserve"> </w:t>
+      </w:r>
+      <w:proofErr w:type="spellStart"/>
+      <w:r>
+        <w:rPr>
+          <w:bCs/>
+          <w:sz w:val="28"/>
+          <w:szCs w:val="28"/>
+          <w:lang w:val="ru-RU"/>
+        </w:rPr>
+        <w:t>бік</w:t>
+      </w:r>
+      <w:proofErr w:type="spellEnd"/>
+      <w:r>
+        <w:rPr>
+          <w:bCs/>
+          <w:sz w:val="28"/>
+          <w:szCs w:val="28"/>
+          <w:lang w:val="ru-RU"/>
+        </w:rPr>
+        <w:t xml:space="preserve"> </w:t>
+      </w:r>
+      <w:proofErr w:type="spellStart"/>
+      <w:r>
+        <w:rPr>
+          <w:bCs/>
+          <w:sz w:val="28"/>
+          <w:szCs w:val="28"/>
+          <w:lang w:val="ru-RU"/>
+        </w:rPr>
+        <w:t>посвідчення</w:t>
+      </w:r>
+      <w:proofErr w:type="spellEnd"/>
+      <w:r>
+        <w:rPr>
+          <w:bCs/>
+          <w:sz w:val="28"/>
+          <w:szCs w:val="28"/>
+          <w:lang w:val="ru-RU"/>
+        </w:rPr>
+        <w:t xml:space="preserve"> про </w:t>
+      </w:r>
+      <w:proofErr w:type="spellStart"/>
+      <w:r>
+        <w:rPr>
+          <w:bCs/>
+          <w:sz w:val="28"/>
+          <w:szCs w:val="28"/>
+          <w:lang w:val="ru-RU"/>
+        </w:rPr>
+        <w:t>відрядження</w:t>
+      </w:r>
+      <w:proofErr w:type="spellEnd"/>
+    </w:p>
+    <w:p>
+      <w:pPr>
+        <w:autoSpaceDE w:val="0"/>
+        <w:autoSpaceDN w:val="0"/>
+        <w:ind w:left="360"/>
+        <w:jc w:val="right"/>
+        <w:rPr>
+          <w:bCs/>
+          <w:sz w:val="28"/>
+          <w:szCs w:val="28"/>
+        </w:rPr>
+      </w:pPr>
+    </w:p>
+    <w:tbl>
+      <w:tblPr>
+        <w:tblW w:w="9495" w:type="dxa"/>
+        <w:tblLayout w:type="fixed"/>
+        <w:tblLook w:val="04A0" w:firstRow="1" w:lastRow="0" w:firstColumn="1" w:lastColumn="0" w:noHBand="0" w:noVBand="1"/>
+      </w:tblPr>
+      <w:tblGrid>
+        <w:gridCol w:w="4362"/>
+        <w:gridCol w:w="236"/>
+        <w:gridCol w:w="4897"/>
+      </w:tblGrid>
+      <w:tr>
+        <w:tc>
+          <w:tcPr>
+            <w:tcW w:w="4361" w:type="dxa"/>
+            <w:tcBorders>
+              <w:top w:val="single" w:sz="4" w:space="0" w:color="auto"/>
+              <w:left w:val="nil"/>
+              <w:bottom w:val="single" w:sz="4" w:space="0" w:color="auto"/>
+              <w:right w:val="nil"/>
+            </w:tcBorders>
+          </w:tcPr>
+          <w:p>
+            <w:pPr>
+              <w:autoSpaceDE w:val="0"/>
+              <w:autoSpaceDN w:val="0"/>
+              <w:ind w:right="-1"/>
+              <w:jc w:val="both"/>
+              <w:rPr>
+                <w:bCs/>
+                <w:sz w:val="28"/>
+                <w:szCs w:val="28"/>
+              </w:rPr>
+            </w:pPr>
+          </w:p>
+          <w:p>
+            <w:pPr>
+              <w:autoSpaceDE w:val="0"/>
+              <w:autoSpaceDN w:val="0"/>
+              <w:ind w:right="-1"/>
+              <w:rPr>
+                <w:bCs/>
+                <w:sz w:val="28"/>
+                <w:szCs w:val="28"/>
+              </w:rPr>
+            </w:pPr>
+            <w:r>
+              <w:rPr>
+                <w:bCs/>
+                <w:sz w:val="28"/>
+                <w:szCs w:val="28"/>
+              </w:rPr>
+              <w:t xml:space="preserve">Вибув із     </w:t>
+            </w:r>
+            <w:r>
+              <w:rPr>
+                <w:bCs/>
+                <w:sz w:val="28"/>
+                <w:szCs w:val="28"/>
+                <w:u w:val="single"/>
+              </w:rPr>
+              <w:t>в/ч А7383</w:t>
+            </w:r>
+            <w:r>
+              <w:rPr>
+                <w:bCs/>
+                <w:sz w:val="28"/>
+                <w:szCs w:val="28"/>
+              </w:rPr>
+              <w:t>_______</w:t>
+            </w:r>
+          </w:p>
+          <w:p>
+            <w:pPr>
+              <w:autoSpaceDE w:val="0"/>
+              <w:autoSpaceDN w:val="0"/>
+              <w:ind w:right="-1"/>
+              <w:jc w:val="both"/>
+              <w:rPr>
+                <w:bCs/>
+                <w:sz w:val="28"/>
+                <w:szCs w:val="28"/>
+              </w:rPr>
+            </w:pPr>
+            <w:r>
+              <w:rPr>
+                <w:bCs/>
+                <w:sz w:val="28"/>
+                <w:szCs w:val="28"/>
+              </w:rPr>
+              <w:t>“___” _______________ 2026 р.</w:t>
+            </w:r>
+          </w:p>
+          <w:p>
+            <w:pPr>
+              <w:autoSpaceDE w:val="0"/>
+              <w:autoSpaceDN w:val="0"/>
+              <w:ind w:right="-1"/>
+              <w:jc w:val="both"/>
+              <w:rPr>
+                <w:bCs/>
+                <w:sz w:val="28"/>
+                <w:szCs w:val="28"/>
+              </w:rPr>
+            </w:pPr>
+            <w:r>
+              <w:rPr>
+                <w:bCs/>
+                <w:sz w:val="28"/>
+                <w:szCs w:val="28"/>
+              </w:rPr>
+              <w:t>М.П.           Підпис _________</w:t>
+            </w:r>
+          </w:p>
+          <w:p>
+            <w:pPr>
+              <w:autoSpaceDE w:val="0"/>
+              <w:autoSpaceDN w:val="0"/>
+              <w:ind w:right="-1"/>
+              <w:jc w:val="both"/>
+              <w:rPr>
+                <w:bCs/>
+                <w:sz w:val="28"/>
+                <w:szCs w:val="28"/>
+              </w:rPr>
+            </w:pPr>
+          </w:p>
+        </w:tc>
+        <w:tc>
+          <w:tcPr>
+            <w:tcW w:w="236" w:type="dxa"/>
+            <w:tcBorders>
+              <w:top w:val="single" w:sz="4" w:space="0" w:color="auto"/>
+              <w:left w:val="nil"/>
+              <w:bottom w:val="single" w:sz="4" w:space="0" w:color="auto"/>
+              <w:right w:val="nil"/>
+            </w:tcBorders>
+          </w:tcPr>
+          <w:p>
+            <w:pPr>
+              <w:autoSpaceDE w:val="0"/>
+              <w:autoSpaceDN w:val="0"/>
+              <w:ind w:right="-1"/>
+              <w:jc w:val="center"/>
+              <w:rPr>
+                <w:bCs/>
+                <w:sz w:val="28"/>
+                <w:szCs w:val="28"/>
+              </w:rPr>
+            </w:pPr>
+          </w:p>
+        </w:tc>
+        <w:tc>
+          <w:tcPr>
+            <w:tcW w:w="4896" w:type="dxa"/>
+            <w:tcBorders>
+              <w:top w:val="single" w:sz="4" w:space="0" w:color="auto"/>
+              <w:left w:val="nil"/>
+              <w:bottom w:val="single" w:sz="4" w:space="0" w:color="auto"/>
+              <w:right w:val="nil"/>
+            </w:tcBorders>
+          </w:tcPr>
+          <w:p>
+            <w:pPr>
+              <w:autoSpaceDE w:val="0"/>
+              <w:autoSpaceDN w:val="0"/>
+              <w:ind w:right="-1"/>
+              <w:jc w:val="both"/>
+              <w:rPr>
+                <w:bCs/>
+                <w:sz w:val="28"/>
+                <w:szCs w:val="28"/>
+              </w:rPr>
+            </w:pPr>
+          </w:p>
+          <w:p>
+            <w:pPr>
+              <w:autoSpaceDE w:val="0"/>
+              <w:autoSpaceDN w:val="0"/>
+              <w:ind w:right="-1"/>
+              <w:rPr>
+                <w:bCs/>
+                <w:sz w:val="28"/>
+                <w:szCs w:val="28"/>
+              </w:rPr>
+            </w:pPr>
+            <w:r>
+              <w:rPr>
+                <w:bCs/>
+                <w:sz w:val="28"/>
+                <w:szCs w:val="28"/>
+              </w:rPr>
+              <w:t>Прибув до __________________</w:t>
+            </w:r>
+          </w:p>
+          <w:p>
+            <w:pPr>
+              <w:autoSpaceDE w:val="0"/>
+              <w:autoSpaceDN w:val="0"/>
+              <w:ind w:right="-1"/>
+              <w:jc w:val="both"/>
+              <w:rPr>
+                <w:bCs/>
+                <w:sz w:val="28"/>
+                <w:szCs w:val="28"/>
+              </w:rPr>
+            </w:pPr>
+            <w:r>
+              <w:rPr>
+                <w:bCs/>
+                <w:sz w:val="28"/>
+                <w:szCs w:val="28"/>
+              </w:rPr>
+              <w:t>“____” _________________2026 р.</w:t>
+            </w:r>
+          </w:p>
+          <w:p>
+            <w:pPr>
+              <w:autoSpaceDE w:val="0"/>
+              <w:autoSpaceDN w:val="0"/>
+              <w:ind w:right="-1"/>
+              <w:jc w:val="both"/>
+              <w:rPr>
+                <w:bCs/>
+                <w:sz w:val="28"/>
+                <w:szCs w:val="28"/>
+              </w:rPr>
+            </w:pPr>
+            <w:r>
+              <w:rPr>
+                <w:bCs/>
+                <w:sz w:val="28"/>
+                <w:szCs w:val="28"/>
+              </w:rPr>
+              <w:t>М.П.               Підпис _________</w:t>
+            </w:r>
+          </w:p>
+          <w:p>
+            <w:pPr>
+              <w:autoSpaceDE w:val="0"/>
+              <w:autoSpaceDN w:val="0"/>
+              <w:ind w:right="-1"/>
+              <w:jc w:val="both"/>
+              <w:rPr>
+                <w:bCs/>
+                <w:sz w:val="28"/>
+                <w:szCs w:val="28"/>
+              </w:rPr>
+            </w:pPr>
+          </w:p>
+        </w:tc>
+      </w:tr>
+      <w:tr>
+        <w:tc>
+          <w:tcPr>
+            <w:tcW w:w="4361" w:type="dxa"/>
+            <w:tcBorders>
+              <w:top w:val="single" w:sz="4" w:space="0" w:color="auto"/>
+              <w:left w:val="nil"/>
+              <w:bottom w:val="single" w:sz="4" w:space="0" w:color="auto"/>
+              <w:right w:val="nil"/>
+            </w:tcBorders>
+          </w:tcPr>
+          <w:p>
+            <w:pPr>
+              <w:autoSpaceDE w:val="0"/>
+              <w:autoSpaceDN w:val="0"/>
+              <w:ind w:right="-1"/>
+              <w:jc w:val="both"/>
+              <w:rPr>
+                <w:bCs/>
+                <w:sz w:val="28"/>
+                <w:szCs w:val="28"/>
+              </w:rPr>
+            </w:pPr>
+          </w:p>
+          <w:p>
+            <w:pPr>
+              <w:autoSpaceDE w:val="0"/>
+              <w:autoSpaceDN w:val="0"/>
+              <w:ind w:right="-1"/>
+              <w:jc w:val="both"/>
+              <w:rPr>
+                <w:bCs/>
+                <w:sz w:val="28"/>
+                <w:szCs w:val="28"/>
+              </w:rPr>
+            </w:pPr>
+            <w:r>
+              <w:rPr>
+                <w:bCs/>
+                <w:sz w:val="28"/>
+                <w:szCs w:val="28"/>
+              </w:rPr>
+              <w:t>Вибув із ____________________</w:t>
+            </w:r>
+          </w:p>
+          <w:p>
+            <w:pPr>
+              <w:autoSpaceDE w:val="0"/>
+              <w:autoSpaceDN w:val="0"/>
+              <w:ind w:right="-1"/>
+              <w:jc w:val="both"/>
+              <w:rPr>
+                <w:bCs/>
+                <w:sz w:val="28"/>
+                <w:szCs w:val="28"/>
+              </w:rPr>
+            </w:pPr>
+            <w:r>
+              <w:rPr>
+                <w:bCs/>
+                <w:sz w:val="28"/>
+                <w:szCs w:val="28"/>
+              </w:rPr>
+              <w:t>“____” _______________ 20__ р.</w:t>
+            </w:r>
+          </w:p>
+          <w:p>
+            <w:pPr>
+              <w:autoSpaceDE w:val="0"/>
+              <w:autoSpaceDN w:val="0"/>
+              <w:ind w:right="-1"/>
+              <w:jc w:val="both"/>
+              <w:rPr>
+                <w:bCs/>
+                <w:sz w:val="28"/>
+                <w:szCs w:val="28"/>
+              </w:rPr>
+            </w:pPr>
+          </w:p>
+          <w:p>
+            <w:pPr>
+              <w:autoSpaceDE w:val="0"/>
+              <w:autoSpaceDN w:val="0"/>
+              <w:ind w:right="-1"/>
+              <w:jc w:val="both"/>
+              <w:rPr>
+                <w:bCs/>
+                <w:sz w:val="28"/>
+                <w:szCs w:val="28"/>
+              </w:rPr>
+            </w:pPr>
+            <w:r>
+              <w:rPr>
+                <w:bCs/>
+                <w:sz w:val="28"/>
+                <w:szCs w:val="28"/>
+              </w:rPr>
+              <w:t>Забезпечувався триразовим харчуванням за період</w:t>
+            </w:r>
+          </w:p>
+          <w:p>
+            <w:pPr>
+              <w:autoSpaceDE w:val="0"/>
+              <w:autoSpaceDN w:val="0"/>
+              <w:ind w:right="-1"/>
+              <w:jc w:val="both"/>
+              <w:rPr>
+                <w:bCs/>
+                <w:sz w:val="28"/>
+                <w:szCs w:val="28"/>
+              </w:rPr>
+            </w:pPr>
+            <w:r>
+              <w:rPr>
+                <w:bCs/>
+                <w:sz w:val="28"/>
+                <w:szCs w:val="28"/>
+              </w:rPr>
+              <w:t>з _________ по _________ 20__ р.</w:t>
+            </w:r>
+          </w:p>
+          <w:p>
+            <w:pPr>
+              <w:autoSpaceDE w:val="0"/>
+              <w:autoSpaceDN w:val="0"/>
+              <w:ind w:right="-1"/>
+              <w:jc w:val="both"/>
+              <w:rPr>
+                <w:bCs/>
+                <w:sz w:val="28"/>
+                <w:szCs w:val="28"/>
+              </w:rPr>
+            </w:pPr>
+          </w:p>
+          <w:p>
+            <w:pPr>
+              <w:autoSpaceDE w:val="0"/>
+              <w:autoSpaceDN w:val="0"/>
+              <w:ind w:right="-1"/>
+              <w:jc w:val="both"/>
+              <w:rPr>
+                <w:bCs/>
+                <w:sz w:val="28"/>
+                <w:szCs w:val="28"/>
+              </w:rPr>
+            </w:pPr>
+            <w:r>
+              <w:rPr>
+                <w:bCs/>
+                <w:sz w:val="28"/>
+                <w:szCs w:val="28"/>
+              </w:rPr>
+              <w:t>М.П.           Підпис ____________</w:t>
+            </w:r>
+          </w:p>
+          <w:p>
+            <w:pPr>
+              <w:autoSpaceDE w:val="0"/>
+              <w:autoSpaceDN w:val="0"/>
+              <w:ind w:right="-1"/>
+              <w:jc w:val="both"/>
+              <w:rPr>
+                <w:bCs/>
+                <w:sz w:val="28"/>
+                <w:szCs w:val="28"/>
+              </w:rPr>
+            </w:pPr>
+          </w:p>
+        </w:tc>
+        <w:tc>
+          <w:tcPr>
+            <w:tcW w:w="236" w:type="dxa"/>
+            <w:tcBorders>
+              <w:top w:val="single" w:sz="4" w:space="0" w:color="auto"/>
+              <w:left w:val="nil"/>
+              <w:bottom w:val="single" w:sz="4" w:space="0" w:color="auto"/>
+              <w:right w:val="nil"/>
+            </w:tcBorders>
+          </w:tcPr>
+          <w:p>
+            <w:pPr>
+              <w:autoSpaceDE w:val="0"/>
+              <w:autoSpaceDN w:val="0"/>
+              <w:ind w:right="-1"/>
+              <w:jc w:val="center"/>
+              <w:rPr>
+                <w:bCs/>
+                <w:sz w:val="28"/>
+                <w:szCs w:val="28"/>
+              </w:rPr>
+            </w:pPr>
+          </w:p>
+        </w:tc>
+        <w:tc>
+          <w:tcPr>
+            <w:tcW w:w="4896" w:type="dxa"/>
+            <w:tcBorders>
+              <w:top w:val="single" w:sz="4" w:space="0" w:color="auto"/>
+              <w:left w:val="nil"/>
+              <w:bottom w:val="single" w:sz="4" w:space="0" w:color="auto"/>
+              <w:right w:val="nil"/>
+            </w:tcBorders>
+          </w:tcPr>
+          <w:p>
+            <w:pPr>
+              <w:autoSpaceDE w:val="0"/>
+              <w:autoSpaceDN w:val="0"/>
+              <w:ind w:right="-1"/>
+              <w:jc w:val="both"/>
+              <w:rPr>
+                <w:bCs/>
+                <w:sz w:val="28"/>
+                <w:szCs w:val="28"/>
+              </w:rPr>
+            </w:pPr>
+          </w:p>
+          <w:p>
+            <w:pPr>
+              <w:autoSpaceDE w:val="0"/>
+              <w:autoSpaceDN w:val="0"/>
+              <w:ind w:right="-1"/>
+              <w:rPr>
+                <w:bCs/>
+                <w:sz w:val="28"/>
+                <w:szCs w:val="28"/>
+              </w:rPr>
+            </w:pPr>
+            <w:r>
+              <w:rPr>
+                <w:bCs/>
+                <w:sz w:val="28"/>
+                <w:szCs w:val="28"/>
+              </w:rPr>
+              <w:t>Прибув до ______________________</w:t>
+            </w:r>
+          </w:p>
+          <w:p>
+            <w:pPr>
+              <w:autoSpaceDE w:val="0"/>
+              <w:autoSpaceDN w:val="0"/>
+              <w:ind w:right="-1"/>
+              <w:jc w:val="both"/>
+              <w:rPr>
+                <w:bCs/>
+                <w:sz w:val="28"/>
+                <w:szCs w:val="28"/>
+              </w:rPr>
+            </w:pPr>
+            <w:r>
+              <w:rPr>
+                <w:bCs/>
+                <w:sz w:val="28"/>
+                <w:szCs w:val="28"/>
+              </w:rPr>
+              <w:t>“____” _________________20__ р.</w:t>
+            </w:r>
+          </w:p>
+          <w:p>
+            <w:pPr>
+              <w:autoSpaceDE w:val="0"/>
+              <w:autoSpaceDN w:val="0"/>
+              <w:ind w:right="-1"/>
+              <w:jc w:val="both"/>
+              <w:rPr>
+                <w:bCs/>
+                <w:sz w:val="28"/>
+                <w:szCs w:val="28"/>
+              </w:rPr>
+            </w:pPr>
+            <w:r>
+              <w:rPr>
+                <w:bCs/>
+                <w:sz w:val="28"/>
+                <w:szCs w:val="28"/>
+              </w:rPr>
+              <w:t>М.П.               Підпис _____________</w:t>
+            </w:r>
+          </w:p>
+          <w:p>
+            <w:pPr>
+              <w:autoSpaceDE w:val="0"/>
+              <w:autoSpaceDN w:val="0"/>
+              <w:ind w:right="-1"/>
+              <w:jc w:val="both"/>
+              <w:rPr>
+                <w:bCs/>
+                <w:sz w:val="28"/>
+                <w:szCs w:val="28"/>
+              </w:rPr>
+            </w:pPr>
+          </w:p>
+        </w:tc>
+      </w:tr>
+      <w:tr>
+        <w:tc>
+          <w:tcPr>
+            <w:tcW w:w="4361" w:type="dxa"/>
+            <w:tcBorders>
+              <w:top w:val="single" w:sz="4" w:space="0" w:color="auto"/>
+              <w:left w:val="nil"/>
+              <w:bottom w:val="single" w:sz="4" w:space="0" w:color="auto"/>
+              <w:right w:val="nil"/>
+            </w:tcBorders>
+          </w:tcPr>
+          <w:p>
+            <w:pPr>
+              <w:autoSpaceDE w:val="0"/>
+              <w:autoSpaceDN w:val="0"/>
+              <w:ind w:right="-1"/>
+              <w:jc w:val="both"/>
+              <w:rPr>
+                <w:bCs/>
+                <w:sz w:val="28"/>
+                <w:szCs w:val="28"/>
+              </w:rPr>
+            </w:pPr>
+          </w:p>
+          <w:p>
+            <w:pPr>
+              <w:autoSpaceDE w:val="0"/>
+              <w:autoSpaceDN w:val="0"/>
+              <w:ind w:right="-1"/>
+              <w:jc w:val="both"/>
+              <w:rPr>
+                <w:bCs/>
+                <w:sz w:val="28"/>
+                <w:szCs w:val="28"/>
+              </w:rPr>
+            </w:pPr>
+            <w:r>
+              <w:rPr>
+                <w:bCs/>
+                <w:sz w:val="28"/>
+                <w:szCs w:val="28"/>
+              </w:rPr>
+              <w:t>Вибув із ____________________</w:t>
+            </w:r>
+          </w:p>
+          <w:p>
+            <w:pPr>
+              <w:autoSpaceDE w:val="0"/>
+              <w:autoSpaceDN w:val="0"/>
+              <w:ind w:right="-1"/>
+              <w:jc w:val="both"/>
+              <w:rPr>
+                <w:bCs/>
+                <w:sz w:val="28"/>
+                <w:szCs w:val="28"/>
+              </w:rPr>
+            </w:pPr>
+            <w:r>
+              <w:rPr>
+                <w:bCs/>
+                <w:sz w:val="28"/>
+                <w:szCs w:val="28"/>
+              </w:rPr>
+              <w:t>“____” _______________ 20__ р.</w:t>
+            </w:r>
+          </w:p>
+          <w:p>
+            <w:pPr>
+              <w:autoSpaceDE w:val="0"/>
+              <w:autoSpaceDN w:val="0"/>
+              <w:ind w:right="-1"/>
+              <w:jc w:val="both"/>
+              <w:rPr>
+                <w:bCs/>
+                <w:sz w:val="28"/>
+                <w:szCs w:val="28"/>
+              </w:rPr>
+            </w:pPr>
+          </w:p>
+          <w:p>
+            <w:pPr>
+              <w:autoSpaceDE w:val="0"/>
+              <w:autoSpaceDN w:val="0"/>
+              <w:ind w:right="-1"/>
+              <w:jc w:val="both"/>
+              <w:rPr>
+                <w:bCs/>
+                <w:sz w:val="28"/>
+                <w:szCs w:val="28"/>
+              </w:rPr>
+            </w:pPr>
+            <w:r>
+              <w:rPr>
+                <w:bCs/>
+                <w:sz w:val="28"/>
+                <w:szCs w:val="28"/>
+              </w:rPr>
+              <w:t>Забезпечувався триразовим харчуванням за період</w:t>
+            </w:r>
+          </w:p>
+          <w:p>
+            <w:pPr>
+              <w:autoSpaceDE w:val="0"/>
+              <w:autoSpaceDN w:val="0"/>
+              <w:ind w:right="-1"/>
+              <w:jc w:val="both"/>
+              <w:rPr>
+                <w:bCs/>
+                <w:sz w:val="28"/>
+                <w:szCs w:val="28"/>
+              </w:rPr>
+            </w:pPr>
+            <w:r>
+              <w:rPr>
+                <w:bCs/>
+                <w:sz w:val="28"/>
+                <w:szCs w:val="28"/>
+              </w:rPr>
+              <w:t>з _________ по _________ 20__ р.</w:t>
+            </w:r>
+          </w:p>
+          <w:p>
+            <w:pPr>
+              <w:autoSpaceDE w:val="0"/>
+              <w:autoSpaceDN w:val="0"/>
+              <w:ind w:right="-1"/>
+              <w:jc w:val="both"/>
+              <w:rPr>
+                <w:bCs/>
+                <w:sz w:val="28"/>
+                <w:szCs w:val="28"/>
+              </w:rPr>
+            </w:pPr>
+          </w:p>
+          <w:p>
+            <w:pPr>
+              <w:autoSpaceDE w:val="0"/>
+              <w:autoSpaceDN w:val="0"/>
+              <w:ind w:right="-1"/>
+              <w:jc w:val="both"/>
+              <w:rPr>
+                <w:bCs/>
+                <w:sz w:val="28"/>
+                <w:szCs w:val="28"/>
+              </w:rPr>
+            </w:pPr>
+            <w:r>
+              <w:rPr>
+                <w:bCs/>
+                <w:sz w:val="28"/>
+                <w:szCs w:val="28"/>
+              </w:rPr>
+              <w:t>М.П.           Підпис ____________</w:t>
+            </w:r>
+          </w:p>
+          <w:p>
+            <w:pPr>
+              <w:autoSpaceDE w:val="0"/>
+              <w:autoSpaceDN w:val="0"/>
+              <w:ind w:right="-1"/>
+              <w:jc w:val="both"/>
+              <w:rPr>
+                <w:bCs/>
+                <w:sz w:val="28"/>
+                <w:szCs w:val="28"/>
+              </w:rPr>
+            </w:pPr>
+          </w:p>
+        </w:tc>
+        <w:tc>
+          <w:tcPr>
+            <w:tcW w:w="236" w:type="dxa"/>
+            <w:tcBorders>
+              <w:top w:val="single" w:sz="4" w:space="0" w:color="auto"/>
+              <w:left w:val="nil"/>
+              <w:bottom w:val="single" w:sz="4" w:space="0" w:color="auto"/>
+              <w:right w:val="nil"/>
+            </w:tcBorders>
+          </w:tcPr>
+          <w:p>
+            <w:pPr>
+              <w:autoSpaceDE w:val="0"/>
+              <w:autoSpaceDN w:val="0"/>
+              <w:ind w:right="-1"/>
+              <w:jc w:val="center"/>
+              <w:rPr>
+                <w:bCs/>
+                <w:sz w:val="28"/>
+                <w:szCs w:val="28"/>
+              </w:rPr>
+            </w:pPr>
+          </w:p>
+        </w:tc>
+        <w:tc>
+          <w:tcPr>
+            <w:tcW w:w="4896" w:type="dxa"/>
+            <w:tcBorders>
+              <w:top w:val="single" w:sz="4" w:space="0" w:color="auto"/>
+              <w:left w:val="nil"/>
+              <w:bottom w:val="single" w:sz="4" w:space="0" w:color="auto"/>
+              <w:right w:val="nil"/>
+            </w:tcBorders>
+          </w:tcPr>
+          <w:p>
+            <w:pPr>
+              <w:autoSpaceDE w:val="0"/>
+              <w:autoSpaceDN w:val="0"/>
+              <w:ind w:right="-1"/>
+              <w:rPr>
+                <w:bCs/>
+                <w:sz w:val="28"/>
+                <w:szCs w:val="28"/>
+              </w:rPr>
+            </w:pPr>
+          </w:p>
+          <w:p>
+            <w:pPr>
+              <w:autoSpaceDE w:val="0"/>
+              <w:autoSpaceDN w:val="0"/>
+              <w:ind w:right="-1"/>
+              <w:rPr>
+                <w:bCs/>
+                <w:sz w:val="28"/>
+                <w:szCs w:val="28"/>
+              </w:rPr>
+            </w:pPr>
+            <w:r>
+              <w:rPr>
+                <w:bCs/>
+                <w:sz w:val="28"/>
+                <w:szCs w:val="28"/>
+              </w:rPr>
+              <w:t>Прибув до ______________________</w:t>
+            </w:r>
+          </w:p>
+          <w:p>
+            <w:pPr>
+              <w:autoSpaceDE w:val="0"/>
+              <w:autoSpaceDN w:val="0"/>
+              <w:ind w:right="-1"/>
+              <w:jc w:val="both"/>
+              <w:rPr>
+                <w:bCs/>
+                <w:sz w:val="28"/>
+                <w:szCs w:val="28"/>
+              </w:rPr>
+            </w:pPr>
+            <w:r>
+              <w:rPr>
+                <w:bCs/>
+                <w:sz w:val="28"/>
+                <w:szCs w:val="28"/>
+              </w:rPr>
+              <w:t>“____” _________________20__ р.</w:t>
+            </w:r>
+          </w:p>
+          <w:p>
+            <w:pPr>
+              <w:autoSpaceDE w:val="0"/>
+              <w:autoSpaceDN w:val="0"/>
+              <w:ind w:right="-1"/>
+              <w:jc w:val="both"/>
+              <w:rPr>
+                <w:bCs/>
+                <w:sz w:val="28"/>
+                <w:szCs w:val="28"/>
+              </w:rPr>
+            </w:pPr>
+            <w:r>
+              <w:rPr>
+                <w:bCs/>
+                <w:sz w:val="28"/>
+                <w:szCs w:val="28"/>
+              </w:rPr>
+              <w:t>М.П.               Підпис _____________</w:t>
+            </w:r>
+          </w:p>
+          <w:p>
+            <w:pPr>
+              <w:autoSpaceDE w:val="0"/>
+              <w:autoSpaceDN w:val="0"/>
+              <w:ind w:right="-1"/>
+              <w:jc w:val="both"/>
+              <w:rPr>
+                <w:bCs/>
+                <w:sz w:val="28"/>
+                <w:szCs w:val="28"/>
+              </w:rPr>
+            </w:pPr>
+          </w:p>
+        </w:tc>
+      </w:tr>
+      <w:tr>
+        <w:tc>
+          <w:tcPr>
+            <w:tcW w:w="4361" w:type="dxa"/>
+            <w:tcBorders>
+              <w:top w:val="single" w:sz="4" w:space="0" w:color="auto"/>
+              <w:left w:val="nil"/>
+              <w:bottom w:val="single" w:sz="4" w:space="0" w:color="auto"/>
+              <w:right w:val="nil"/>
+            </w:tcBorders>
+          </w:tcPr>
+          <w:p>
+            <w:pPr>
+              <w:autoSpaceDE w:val="0"/>
+              <w:autoSpaceDN w:val="0"/>
+              <w:ind w:right="-1"/>
+              <w:jc w:val="both"/>
+              <w:rPr>
+                <w:bCs/>
+                <w:sz w:val="28"/>
+                <w:szCs w:val="28"/>
+              </w:rPr>
+            </w:pPr>
+          </w:p>
+          <w:p>
+            <w:pPr>
+              <w:autoSpaceDE w:val="0"/>
+              <w:autoSpaceDN w:val="0"/>
+              <w:ind w:right="-1"/>
+              <w:jc w:val="both"/>
+              <w:rPr>
+                <w:bCs/>
+                <w:sz w:val="28"/>
+                <w:szCs w:val="28"/>
+              </w:rPr>
+            </w:pPr>
+            <w:r>
+              <w:rPr>
+                <w:bCs/>
+                <w:sz w:val="28"/>
+                <w:szCs w:val="28"/>
+              </w:rPr>
+              <w:t>Вибув із ____________________</w:t>
+            </w:r>
+          </w:p>
+          <w:p>
+            <w:pPr>
+              <w:autoSpaceDE w:val="0"/>
+              <w:autoSpaceDN w:val="0"/>
+              <w:ind w:right="-1"/>
+              <w:jc w:val="both"/>
+              <w:rPr>
+                <w:bCs/>
+                <w:sz w:val="28"/>
+                <w:szCs w:val="28"/>
+              </w:rPr>
+            </w:pPr>
+            <w:r>
+              <w:rPr>
+                <w:bCs/>
+                <w:sz w:val="28"/>
+                <w:szCs w:val="28"/>
+              </w:rPr>
+              <w:t>“____” _______________ 20__ р.</w:t>
+            </w:r>
+          </w:p>
+          <w:p>
+            <w:pPr>
+              <w:autoSpaceDE w:val="0"/>
+              <w:autoSpaceDN w:val="0"/>
+              <w:ind w:right="-1"/>
+              <w:jc w:val="both"/>
+              <w:rPr>
+                <w:bCs/>
+                <w:sz w:val="28"/>
+                <w:szCs w:val="28"/>
+              </w:rPr>
+            </w:pPr>
+          </w:p>
+          <w:p>
+            <w:pPr>
+              <w:autoSpaceDE w:val="0"/>
+              <w:autoSpaceDN w:val="0"/>
+              <w:ind w:right="-1"/>
+              <w:jc w:val="both"/>
+              <w:rPr>
+                <w:bCs/>
+                <w:sz w:val="28"/>
+                <w:szCs w:val="28"/>
+              </w:rPr>
+            </w:pPr>
+            <w:r>
+              <w:rPr>
+                <w:bCs/>
+                <w:sz w:val="28"/>
+                <w:szCs w:val="28"/>
+              </w:rPr>
+              <w:t>Забезпечувався триразовим харчуванням за період</w:t>
+            </w:r>
+          </w:p>
+          <w:p>
+            <w:pPr>
+              <w:autoSpaceDE w:val="0"/>
+              <w:autoSpaceDN w:val="0"/>
+              <w:ind w:right="-1"/>
+              <w:jc w:val="both"/>
+              <w:rPr>
+                <w:bCs/>
+                <w:sz w:val="28"/>
+                <w:szCs w:val="28"/>
+              </w:rPr>
+            </w:pPr>
+            <w:r>
+              <w:rPr>
+                <w:bCs/>
+                <w:sz w:val="28"/>
+                <w:szCs w:val="28"/>
+              </w:rPr>
+              <w:t>з _________ по _________ 20__ р.</w:t>
+            </w:r>
+          </w:p>
+          <w:p>
+            <w:pPr>
+              <w:autoSpaceDE w:val="0"/>
+              <w:autoSpaceDN w:val="0"/>
+              <w:ind w:right="-1"/>
+              <w:jc w:val="both"/>
+              <w:rPr>
+                <w:bCs/>
+                <w:sz w:val="28"/>
+                <w:szCs w:val="28"/>
+              </w:rPr>
+            </w:pPr>
+          </w:p>
+          <w:p>
+            <w:pPr>
+              <w:autoSpaceDE w:val="0"/>
+              <w:autoSpaceDN w:val="0"/>
+              <w:ind w:right="-1"/>
+              <w:jc w:val="both"/>
+              <w:rPr>
+                <w:bCs/>
+                <w:sz w:val="28"/>
+                <w:szCs w:val="28"/>
+              </w:rPr>
+            </w:pPr>
+            <w:r>
+              <w:rPr>
+                <w:bCs/>
+                <w:sz w:val="28"/>
+                <w:szCs w:val="28"/>
+              </w:rPr>
+              <w:t>М.П.           Підпис ____________</w:t>
+            </w:r>
+          </w:p>
+          <w:p>
+            <w:pPr>
+              <w:autoSpaceDE w:val="0"/>
+              <w:autoSpaceDN w:val="0"/>
+              <w:ind w:right="-1"/>
+              <w:jc w:val="both"/>
+              <w:rPr>
+                <w:bCs/>
+                <w:sz w:val="28"/>
+                <w:szCs w:val="28"/>
+              </w:rPr>
+            </w:pPr>
+          </w:p>
+        </w:tc>
+        <w:tc>
+          <w:tcPr>
+            <w:tcW w:w="236" w:type="dxa"/>
+            <w:tcBorders>
+              <w:top w:val="single" w:sz="4" w:space="0" w:color="auto"/>
+              <w:left w:val="nil"/>
+              <w:bottom w:val="single" w:sz="4" w:space="0" w:color="auto"/>
+              <w:right w:val="nil"/>
+            </w:tcBorders>
+          </w:tcPr>
+          <w:p>
+            <w:pPr>
+              <w:autoSpaceDE w:val="0"/>
+              <w:autoSpaceDN w:val="0"/>
+              <w:ind w:right="-1"/>
+              <w:jc w:val="center"/>
+              <w:rPr>
+                <w:bCs/>
+                <w:sz w:val="28"/>
+                <w:szCs w:val="28"/>
+              </w:rPr>
+            </w:pPr>
+          </w:p>
+        </w:tc>
+        <w:tc>
+          <w:tcPr>
+            <w:tcW w:w="4896" w:type="dxa"/>
+            <w:tcBorders>
+              <w:top w:val="single" w:sz="4" w:space="0" w:color="auto"/>
+              <w:left w:val="nil"/>
+              <w:bottom w:val="single" w:sz="4" w:space="0" w:color="auto"/>
+              <w:right w:val="nil"/>
+            </w:tcBorders>
+          </w:tcPr>
+          <w:p>
+            <w:pPr>
+              <w:autoSpaceDE w:val="0"/>
+              <w:autoSpaceDN w:val="0"/>
+              <w:ind w:right="-1"/>
+              <w:jc w:val="both"/>
+              <w:rPr>
+                <w:bCs/>
+                <w:sz w:val="28"/>
+                <w:szCs w:val="28"/>
+              </w:rPr>
+            </w:pPr>
+          </w:p>
+          <w:p>
+            <w:pPr>
+              <w:autoSpaceDE w:val="0"/>
+              <w:autoSpaceDN w:val="0"/>
+              <w:ind w:right="-1"/>
+              <w:rPr>
+                <w:bCs/>
+                <w:sz w:val="28"/>
+                <w:szCs w:val="28"/>
+              </w:rPr>
+            </w:pPr>
+            <w:r>
+              <w:rPr>
+                <w:bCs/>
+                <w:sz w:val="28"/>
+                <w:szCs w:val="28"/>
+              </w:rPr>
+              <w:t>Прибув до ______________________</w:t>
+            </w:r>
+          </w:p>
+          <w:p>
+            <w:pPr>
+              <w:autoSpaceDE w:val="0"/>
+              <w:autoSpaceDN w:val="0"/>
+              <w:ind w:right="-1"/>
+              <w:jc w:val="both"/>
+              <w:rPr>
+                <w:bCs/>
+                <w:sz w:val="28"/>
+                <w:szCs w:val="28"/>
+              </w:rPr>
+            </w:pPr>
+            <w:r>
+              <w:rPr>
+                <w:bCs/>
+                <w:sz w:val="28"/>
+                <w:szCs w:val="28"/>
+              </w:rPr>
+              <w:t>“____” _________________20__ р.</w:t>
+            </w:r>
+          </w:p>
+          <w:p>
+            <w:pPr>
+              <w:autoSpaceDE w:val="0"/>
+              <w:autoSpaceDN w:val="0"/>
+              <w:ind w:right="-1"/>
+              <w:jc w:val="both"/>
+              <w:rPr>
+                <w:bCs/>
+                <w:sz w:val="28"/>
+                <w:szCs w:val="28"/>
+              </w:rPr>
+            </w:pPr>
+            <w:r>
+              <w:rPr>
+                <w:bCs/>
+                <w:sz w:val="28"/>
+                <w:szCs w:val="28"/>
+              </w:rPr>
+              <w:t>М.П.               Підпис _____________</w:t>
+            </w:r>
+          </w:p>
+          <w:p>
+            <w:pPr>
+              <w:autoSpaceDE w:val="0"/>
+              <w:autoSpaceDN w:val="0"/>
+              <w:ind w:right="-1"/>
+              <w:jc w:val="both"/>
+              <w:rPr>
+                <w:bCs/>
+                <w:sz w:val="28"/>
+                <w:szCs w:val="28"/>
+              </w:rPr>
+            </w:pPr>
+          </w:p>
+        </w:tc>
+      </w:tr>
+    </w:tbl>
+    <w:p>
+      <w:pPr>
+        <w:autoSpaceDE w:val="0"/>
+        <w:autoSpaceDN w:val="0"/>
+        <w:ind w:right="-1"/>
+        <w:rPr>
+          <w:bCs/>
+          <w:sz w:val="28"/>
+          <w:szCs w:val="28"/>
+        </w:rPr>
+      </w:pPr>
+    </w:p>
+    <w:p>
+      <w:pPr>
+        <w:autoSpaceDE w:val="0"/>
+        <w:autoSpaceDN w:val="0"/>
+        <w:ind w:right="-1"/>
+        <w:jc w:val="both"/>
+        <w:rPr>
+          <w:bCs/>
+          <w:sz w:val="28"/>
+          <w:szCs w:val="28"/>
+        </w:rPr>
+      </w:pPr>
+      <w:r>
+        <w:rPr>
+          <w:bCs/>
+          <w:sz w:val="28"/>
+          <w:szCs w:val="28"/>
+        </w:rPr>
+        <w:t>Примітка: у разі виїзду в декілька пунктів відмітки про прибуття та вибуття робляться окремо в кожному з них.</w:t>
+      </w:r>
+    </w:p>
+    <w:p>
+      <w:pPr>
+        <w:autoSpaceDE w:val="0"/>
+        <w:autoSpaceDN w:val="0"/>
+        <w:ind w:right="-1"/>
+        <w:jc w:val="both"/>
         <w:rPr>
           <w:bCs/>
           <w:sz w:val="28"/>
@@ -2510,639 +3764,8 @@
       <w:pPr>
         <w:ind w:left="360"/>
         <w:jc w:val="right"/>
-        <w:rPr>
-          <w:bCs/>
-          <w:sz w:val="28"/>
-          <w:szCs w:val="28"/>
-        </w:rPr>
-      </w:pPr>
-      <w:r>
-        <w:rPr>
-          <w:bCs/>
-          <w:sz w:val="28"/>
-          <w:szCs w:val="28"/>
-        </w:rPr>
-        <w:t>Зворотний бік відпускного квитка</w:t>
-      </w:r>
-    </w:p>
-    <w:p>
-      <w:pPr>
-        <w:ind w:left="360"/>
-        <w:jc w:val="right"/>
-        <w:rPr>
-          <w:bCs/>
-          <w:sz w:val="28"/>
-          <w:szCs w:val="28"/>
-        </w:rPr>
       </w:pPr>
     </w:p>
-    <w:tbl>
-      <w:tblPr>
-        <w:tblW w:w="9360" w:type="dxa"/>
-        <w:tblLayout w:type="fixed"/>
-        <w:tblLook w:val="04A0" w:firstRow="1" w:lastRow="0" w:firstColumn="1" w:lastColumn="0" w:noHBand="0" w:noVBand="1"/>
-      </w:tblPr>
-      <w:tblGrid>
-        <w:gridCol w:w="1385"/>
-        <w:gridCol w:w="459"/>
-        <w:gridCol w:w="2625"/>
-        <w:gridCol w:w="4891"/>
-      </w:tblGrid>
-      <w:tr>
-        <w:tc>
-          <w:tcPr>
-            <w:tcW w:w="1385" w:type="dxa"/>
-            <w:hideMark/>
-          </w:tcPr>
-          <w:p>
-            <w:pPr>
-              <w:spacing w:line="252" w:lineRule="auto"/>
-              <w:rPr>
-                <w:bCs/>
-                <w:kern w:val="2"/>
-                <w:sz w:val="28"/>
-                <w:szCs w:val="28"/>
-                <w14:ligatures w14:val="standardContextual"/>
-              </w:rPr>
-            </w:pPr>
-            <w:r>
-              <w:rPr>
-                <w:bCs/>
-                <w:kern w:val="2"/>
-                <w:sz w:val="28"/>
-                <w:szCs w:val="28"/>
-                <w14:ligatures w14:val="standardContextual"/>
-              </w:rPr>
-              <w:t xml:space="preserve">Разом з </w:t>
-            </w:r>
-          </w:p>
-        </w:tc>
-        <w:tc>
-          <w:tcPr>
-            <w:tcW w:w="7975" w:type="dxa"/>
-            <w:gridSpan w:val="3"/>
-            <w:tcBorders>
-              <w:top w:val="nil"/>
-              <w:left w:val="nil"/>
-              <w:bottom w:val="single" w:sz="6" w:space="0" w:color="auto"/>
-              <w:right w:val="nil"/>
-            </w:tcBorders>
-          </w:tcPr>
-          <w:p>
-            <w:pPr>
-              <w:spacing w:line="252" w:lineRule="auto"/>
-              <w:jc w:val="right"/>
-              <w:rPr>
-                <w:bCs/>
-                <w:kern w:val="2"/>
-                <w:sz w:val="28"/>
-                <w:szCs w:val="28"/>
-                <w14:ligatures w14:val="standardContextual"/>
-              </w:rPr>
-            </w:pPr>
-          </w:p>
-        </w:tc>
-      </w:tr>
-      <w:tr>
-        <w:tc>
-          <w:tcPr>
-            <w:tcW w:w="1844" w:type="dxa"/>
-            <w:gridSpan w:val="2"/>
-          </w:tcPr>
-          <w:p>
-            <w:pPr>
-              <w:spacing w:line="252" w:lineRule="auto"/>
-              <w:rPr>
-                <w:bCs/>
-                <w:kern w:val="2"/>
-                <w:sz w:val="28"/>
-                <w:szCs w:val="28"/>
-                <w14:ligatures w14:val="standardContextual"/>
-              </w:rPr>
-            </w:pPr>
-          </w:p>
-        </w:tc>
-        <w:tc>
-          <w:tcPr>
-            <w:tcW w:w="7516" w:type="dxa"/>
-            <w:gridSpan w:val="2"/>
-            <w:hideMark/>
-          </w:tcPr>
-          <w:p>
-            <w:pPr>
-              <w:spacing w:line="252" w:lineRule="auto"/>
-              <w:jc w:val="center"/>
-              <w:rPr>
-                <w:bCs/>
-                <w:kern w:val="2"/>
-                <w14:ligatures w14:val="standardContextual"/>
-              </w:rPr>
-            </w:pPr>
-            <w:r>
-              <w:rPr>
-                <w:bCs/>
-                <w:kern w:val="2"/>
-                <w14:ligatures w14:val="standardContextual"/>
-              </w:rPr>
-              <w:t>(військове звання, прізвище та ініціали</w:t>
-            </w:r>
-          </w:p>
-        </w:tc>
-      </w:tr>
-      <w:tr>
-        <w:tc>
-          <w:tcPr>
-            <w:tcW w:w="1844" w:type="dxa"/>
-            <w:gridSpan w:val="2"/>
-            <w:hideMark/>
-          </w:tcPr>
-          <w:p>
-            <w:pPr>
-              <w:spacing w:line="252" w:lineRule="auto"/>
-              <w:rPr>
-                <w:bCs/>
-                <w:kern w:val="2"/>
-                <w:sz w:val="28"/>
-                <w:szCs w:val="28"/>
-                <w14:ligatures w14:val="standardContextual"/>
-              </w:rPr>
-            </w:pPr>
-            <w:r>
-              <w:rPr>
-                <w:bCs/>
-                <w:kern w:val="2"/>
-                <w:sz w:val="28"/>
-                <w:szCs w:val="28"/>
-                <w14:ligatures w14:val="standardContextual"/>
-              </w:rPr>
-              <w:t>прямують</w:t>
-            </w:r>
-          </w:p>
-        </w:tc>
-        <w:tc>
-          <w:tcPr>
-            <w:tcW w:w="7516" w:type="dxa"/>
-            <w:gridSpan w:val="2"/>
-            <w:tcBorders>
-              <w:top w:val="nil"/>
-              <w:left w:val="nil"/>
-              <w:bottom w:val="single" w:sz="6" w:space="0" w:color="auto"/>
-              <w:right w:val="nil"/>
-            </w:tcBorders>
-          </w:tcPr>
-          <w:p>
-            <w:pPr>
-              <w:spacing w:line="252" w:lineRule="auto"/>
-              <w:jc w:val="right"/>
-              <w:rPr>
-                <w:bCs/>
-                <w:kern w:val="2"/>
-                <w:sz w:val="28"/>
-                <w:szCs w:val="28"/>
-                <w14:ligatures w14:val="standardContextual"/>
-              </w:rPr>
-            </w:pPr>
-          </w:p>
-        </w:tc>
-      </w:tr>
-      <w:tr>
-        <w:tc>
-          <w:tcPr>
-            <w:tcW w:w="4469" w:type="dxa"/>
-            <w:gridSpan w:val="3"/>
-          </w:tcPr>
-          <w:p>
-            <w:pPr>
-              <w:spacing w:line="252" w:lineRule="auto"/>
-              <w:rPr>
-                <w:bCs/>
-                <w:kern w:val="2"/>
-                <w:sz w:val="28"/>
-                <w:szCs w:val="28"/>
-                <w14:ligatures w14:val="standardContextual"/>
-              </w:rPr>
-            </w:pPr>
-          </w:p>
-        </w:tc>
-        <w:tc>
-          <w:tcPr>
-            <w:tcW w:w="4891" w:type="dxa"/>
-          </w:tcPr>
-          <w:p>
-            <w:pPr>
-              <w:spacing w:line="252" w:lineRule="auto"/>
-              <w:jc w:val="right"/>
-              <w:rPr>
-                <w:bCs/>
-                <w:kern w:val="2"/>
-                <w:sz w:val="28"/>
-                <w:szCs w:val="28"/>
-                <w14:ligatures w14:val="standardContextual"/>
-              </w:rPr>
-            </w:pPr>
-          </w:p>
-        </w:tc>
-      </w:tr>
-      <w:tr>
-        <w:tc>
-          <w:tcPr>
-            <w:tcW w:w="4469" w:type="dxa"/>
-            <w:gridSpan w:val="3"/>
-            <w:tcBorders>
-              <w:top w:val="single" w:sz="6" w:space="0" w:color="auto"/>
-              <w:left w:val="nil"/>
-              <w:bottom w:val="single" w:sz="6" w:space="0" w:color="auto"/>
-              <w:right w:val="nil"/>
-            </w:tcBorders>
-          </w:tcPr>
-          <w:p>
-            <w:pPr>
-              <w:spacing w:line="252" w:lineRule="auto"/>
-              <w:rPr>
-                <w:bCs/>
-                <w:kern w:val="2"/>
-                <w:sz w:val="28"/>
-                <w:szCs w:val="28"/>
-                <w14:ligatures w14:val="standardContextual"/>
-              </w:rPr>
-            </w:pPr>
-          </w:p>
-        </w:tc>
-        <w:tc>
-          <w:tcPr>
-            <w:tcW w:w="4891" w:type="dxa"/>
-            <w:tcBorders>
-              <w:top w:val="single" w:sz="6" w:space="0" w:color="auto"/>
-              <w:left w:val="nil"/>
-              <w:bottom w:val="single" w:sz="6" w:space="0" w:color="auto"/>
-              <w:right w:val="nil"/>
-            </w:tcBorders>
-          </w:tcPr>
-          <w:p>
-            <w:pPr>
-              <w:spacing w:line="252" w:lineRule="auto"/>
-              <w:jc w:val="right"/>
-              <w:rPr>
-                <w:bCs/>
-                <w:kern w:val="2"/>
-                <w:sz w:val="28"/>
-                <w:szCs w:val="28"/>
-                <w14:ligatures w14:val="standardContextual"/>
-              </w:rPr>
-            </w:pPr>
-          </w:p>
-        </w:tc>
-      </w:tr>
-    </w:tbl>
-    <w:p>
-      <w:pPr>
-        <w:rPr>
-          <w:bCs/>
-          <w:sz w:val="28"/>
-          <w:szCs w:val="28"/>
-        </w:rPr>
-      </w:pPr>
-    </w:p>
-    <w:p>
-      <w:pPr>
-        <w:autoSpaceDE w:val="0"/>
-        <w:autoSpaceDN w:val="0"/>
-        <w:jc w:val="both"/>
-        <w:rPr>
-          <w:bCs/>
-          <w:sz w:val="28"/>
-          <w:szCs w:val="28"/>
-        </w:rPr>
-      </w:pPr>
-      <w:r>
-        <w:rPr>
-          <w:bCs/>
-          <w:sz w:val="28"/>
-          <w:szCs w:val="28"/>
-        </w:rPr>
-        <w:t>Командир (начальник)</w:t>
-      </w:r>
-    </w:p>
-    <w:p>
-      <w:pPr>
-        <w:autoSpaceDE w:val="0"/>
-        <w:autoSpaceDN w:val="0"/>
-        <w:jc w:val="both"/>
-        <w:rPr>
-          <w:bCs/>
-          <w:sz w:val="28"/>
-          <w:szCs w:val="28"/>
-        </w:rPr>
-      </w:pPr>
-      <w:r>
-        <w:rPr>
-          <w:bCs/>
-          <w:sz w:val="28"/>
-          <w:szCs w:val="28"/>
-        </w:rPr>
-        <w:t>__________________________________________________________________</w:t>
-      </w:r>
-    </w:p>
-    <w:p>
-      <w:pPr>
-        <w:autoSpaceDE w:val="0"/>
-        <w:autoSpaceDN w:val="0"/>
-        <w:jc w:val="center"/>
-        <w:rPr>
-          <w:bCs/>
-          <w:szCs w:val="28"/>
-        </w:rPr>
-      </w:pPr>
-      <w:r>
-        <w:rPr>
-          <w:bCs/>
-          <w:szCs w:val="28"/>
-        </w:rPr>
-        <w:t>(військове звання, підпис, ініціали та прізвище)</w:t>
-      </w:r>
-    </w:p>
-    <w:p>
-      <w:pPr>
-        <w:autoSpaceDE w:val="0"/>
-        <w:autoSpaceDN w:val="0"/>
-        <w:jc w:val="both"/>
-        <w:rPr>
-          <w:bCs/>
-          <w:sz w:val="28"/>
-          <w:szCs w:val="28"/>
-        </w:rPr>
-      </w:pPr>
-    </w:p>
-    <w:p>
-      <w:pPr>
-        <w:autoSpaceDE w:val="0"/>
-        <w:autoSpaceDN w:val="0"/>
-        <w:jc w:val="both"/>
-        <w:rPr>
-          <w:bCs/>
-          <w:sz w:val="28"/>
-          <w:szCs w:val="28"/>
-        </w:rPr>
-      </w:pPr>
-      <w:r>
-        <w:rPr>
-          <w:bCs/>
-          <w:sz w:val="28"/>
-          <w:szCs w:val="28"/>
-        </w:rPr>
-        <w:t>М.П.</w:t>
-      </w:r>
-    </w:p>
-    <w:p>
-      <w:pPr>
-        <w:rPr>
-          <w:bCs/>
-          <w:sz w:val="28"/>
-          <w:szCs w:val="28"/>
-        </w:rPr>
-      </w:pPr>
-    </w:p>
-    <w:p>
-      <w:pPr>
-        <w:jc w:val="center"/>
-        <w:rPr>
-          <w:bCs/>
-          <w:sz w:val="32"/>
-          <w:szCs w:val="28"/>
-        </w:rPr>
-      </w:pPr>
-      <w:r>
-        <w:rPr>
-          <w:bCs/>
-          <w:sz w:val="32"/>
-          <w:szCs w:val="28"/>
-        </w:rPr>
-        <w:t>Відмітка про постановку на облік та зняття з обліку</w:t>
-      </w:r>
-    </w:p>
-    <w:p>
-      <w:pPr>
-        <w:jc w:val="center"/>
-        <w:rPr>
-          <w:bCs/>
-          <w:sz w:val="32"/>
-          <w:szCs w:val="28"/>
-        </w:rPr>
-      </w:pPr>
-    </w:p>
-    <w:tbl>
-      <w:tblPr>
-        <w:tblW w:w="0" w:type="dxa"/>
-        <w:tblBorders>
-          <w:top w:val="single" w:sz="6" w:space="0" w:color="auto"/>
-          <w:left w:val="single" w:sz="6" w:space="0" w:color="auto"/>
-          <w:right w:val="single" w:sz="6" w:space="0" w:color="auto"/>
-          <w:insideV w:val="single" w:sz="6" w:space="0" w:color="auto"/>
-        </w:tblBorders>
-        <w:tblLayout w:type="fixed"/>
-        <w:tblLook w:val="04A0" w:firstRow="1" w:lastRow="0" w:firstColumn="1" w:lastColumn="0" w:noHBand="0" w:noVBand="1"/>
-      </w:tblPr>
-      <w:tblGrid>
-        <w:gridCol w:w="4643"/>
-        <w:gridCol w:w="4705"/>
-      </w:tblGrid>
-      <w:tr>
-        <w:tc>
-          <w:tcPr>
-            <w:tcW w:w="4643" w:type="dxa"/>
-            <w:tcBorders>
-              <w:top w:val="single" w:sz="6" w:space="0" w:color="auto"/>
-              <w:left w:val="single" w:sz="6" w:space="0" w:color="auto"/>
-              <w:bottom w:val="single" w:sz="4" w:space="0" w:color="auto"/>
-              <w:right w:val="single" w:sz="6" w:space="0" w:color="auto"/>
-            </w:tcBorders>
-          </w:tcPr>
-          <w:p>
-            <w:pPr>
-              <w:spacing w:line="252" w:lineRule="auto"/>
-              <w:jc w:val="center"/>
-              <w:rPr>
-                <w:bCs/>
-                <w:kern w:val="2"/>
-                <w14:ligatures w14:val="standardContextual"/>
-              </w:rPr>
-            </w:pPr>
-          </w:p>
-          <w:p>
-            <w:pPr>
-              <w:spacing w:line="252" w:lineRule="auto"/>
-              <w:jc w:val="center"/>
-              <w:rPr>
-                <w:bCs/>
-                <w:kern w:val="2"/>
-                <w14:ligatures w14:val="standardContextual"/>
-              </w:rPr>
-            </w:pPr>
-          </w:p>
-          <w:p>
-            <w:pPr>
-              <w:spacing w:line="252" w:lineRule="auto"/>
-              <w:jc w:val="center"/>
-              <w:rPr>
-                <w:bCs/>
-                <w:kern w:val="2"/>
-                <w14:ligatures w14:val="standardContextual"/>
-              </w:rPr>
-            </w:pPr>
-          </w:p>
-          <w:p>
-            <w:pPr>
-              <w:spacing w:line="252" w:lineRule="auto"/>
-              <w:jc w:val="center"/>
-              <w:rPr>
-                <w:bCs/>
-                <w:kern w:val="2"/>
-                <w14:ligatures w14:val="standardContextual"/>
-              </w:rPr>
-            </w:pPr>
-          </w:p>
-          <w:p>
-            <w:pPr>
-              <w:spacing w:line="252" w:lineRule="auto"/>
-              <w:jc w:val="center"/>
-              <w:rPr>
-                <w:bCs/>
-                <w:kern w:val="2"/>
-                <w14:ligatures w14:val="standardContextual"/>
-              </w:rPr>
-            </w:pPr>
-          </w:p>
-          <w:p>
-            <w:pPr>
-              <w:spacing w:line="252" w:lineRule="auto"/>
-              <w:jc w:val="center"/>
-              <w:rPr>
-                <w:bCs/>
-                <w:kern w:val="2"/>
-                <w14:ligatures w14:val="standardContextual"/>
-              </w:rPr>
-            </w:pPr>
-          </w:p>
-          <w:p>
-            <w:pPr>
-              <w:spacing w:line="252" w:lineRule="auto"/>
-              <w:jc w:val="center"/>
-              <w:rPr>
-                <w:bCs/>
-                <w:kern w:val="2"/>
-                <w14:ligatures w14:val="standardContextual"/>
-              </w:rPr>
-            </w:pPr>
-          </w:p>
-          <w:p>
-            <w:pPr>
-              <w:spacing w:line="252" w:lineRule="auto"/>
-              <w:jc w:val="center"/>
-              <w:rPr>
-                <w:bCs/>
-                <w:kern w:val="2"/>
-                <w14:ligatures w14:val="standardContextual"/>
-              </w:rPr>
-            </w:pPr>
-          </w:p>
-          <w:p>
-            <w:pPr>
-              <w:spacing w:line="252" w:lineRule="auto"/>
-              <w:jc w:val="center"/>
-              <w:rPr>
-                <w:bCs/>
-                <w:kern w:val="2"/>
-                <w14:ligatures w14:val="standardContextual"/>
-              </w:rPr>
-            </w:pPr>
-          </w:p>
-          <w:p>
-            <w:pPr>
-              <w:spacing w:line="252" w:lineRule="auto"/>
-              <w:jc w:val="center"/>
-              <w:rPr>
-                <w:bCs/>
-                <w:kern w:val="2"/>
-                <w14:ligatures w14:val="standardContextual"/>
-              </w:rPr>
-            </w:pPr>
-          </w:p>
-          <w:p>
-            <w:pPr>
-              <w:spacing w:line="252" w:lineRule="auto"/>
-              <w:jc w:val="center"/>
-              <w:rPr>
-                <w:bCs/>
-                <w:kern w:val="2"/>
-                <w14:ligatures w14:val="standardContextual"/>
-              </w:rPr>
-            </w:pPr>
-          </w:p>
-          <w:p>
-            <w:pPr>
-              <w:spacing w:line="252" w:lineRule="auto"/>
-              <w:jc w:val="center"/>
-              <w:rPr>
-                <w:bCs/>
-                <w:kern w:val="2"/>
-                <w14:ligatures w14:val="standardContextual"/>
-              </w:rPr>
-            </w:pPr>
-          </w:p>
-          <w:p>
-            <w:pPr>
-              <w:spacing w:line="252" w:lineRule="auto"/>
-              <w:jc w:val="center"/>
-              <w:rPr>
-                <w:bCs/>
-                <w:kern w:val="2"/>
-                <w14:ligatures w14:val="standardContextual"/>
-              </w:rPr>
-            </w:pPr>
-          </w:p>
-        </w:tc>
-        <w:tc>
-          <w:tcPr>
-            <w:tcW w:w="4705" w:type="dxa"/>
-            <w:tcBorders>
-              <w:top w:val="single" w:sz="6" w:space="0" w:color="auto"/>
-              <w:left w:val="single" w:sz="6" w:space="0" w:color="auto"/>
-              <w:bottom w:val="single" w:sz="4" w:space="0" w:color="auto"/>
-              <w:right w:val="single" w:sz="6" w:space="0" w:color="auto"/>
-            </w:tcBorders>
-          </w:tcPr>
-          <w:p>
-            <w:pPr>
-              <w:spacing w:line="252" w:lineRule="auto"/>
-              <w:jc w:val="center"/>
-              <w:rPr>
-                <w:bCs/>
-                <w:kern w:val="2"/>
-                <w14:ligatures w14:val="standardContextual"/>
-              </w:rPr>
-            </w:pPr>
-          </w:p>
-        </w:tc>
-      </w:tr>
-    </w:tbl>
-    <w:p/>
-    <w:p/>
-    <w:p/>
-    <w:p/>
-    <w:p/>
-    <w:p/>
-    <w:p/>
-    <w:p/>
-    <w:p/>
-    <w:p/>
-    <w:p/>
-    <w:p/>
-    <w:p/>
-    <w:p/>
-    <w:p/>
-    <w:p/>
-    <w:p/>
-    <w:p/>
     <w:sectPr>
       <w:pgSz w:w="11906" w:h="16838"/>
       <w:pgMar w:top="284" w:right="850" w:bottom="426" w:left="1417" w:header="708" w:footer="708" w:gutter="0"/>
@@ -3565,7 +4188,6 @@
   <w:style w:type="character" w:default="1" w:styleId="a0">
     <w:name w:val="Default Paragraph Font"/>
     <w:uiPriority w:val="1"/>
-    <w:semiHidden/>
     <w:unhideWhenUsed/>
   </w:style>
   <w:style w:type="table" w:default="1" w:styleId="a1">
